--- a/fitnes-aplikacija.docx
+++ b/fitnes-aplikacija.docx
@@ -1,6 +1,6 @@
 
 <file path=word/document.xml><?xml version="1.0" encoding="utf-8"?>
-<w:document xmlns:wpc="http://schemas.microsoft.com/office/word/2010/wordprocessingCanvas" xmlns:cx="http://schemas.microsoft.com/office/drawing/2014/chartex" xmlns:cx1="http://schemas.microsoft.com/office/drawing/2015/9/8/chartex" xmlns:cx2="http://schemas.microsoft.com/office/drawing/2015/10/21/chartex" xmlns:cx3="http://schemas.microsoft.com/office/drawing/2016/5/9/chartex" xmlns:cx4="http://schemas.microsoft.com/office/drawing/2016/5/10/chartex" xmlns:cx5="http://schemas.microsoft.com/office/drawing/2016/5/11/chartex" xmlns:cx6="http://schemas.microsoft.com/office/drawing/2016/5/12/chartex" xmlns:cx7="http://schemas.microsoft.com/office/drawing/2016/5/13/chartex" xmlns:cx8="http://schemas.microsoft.com/office/drawing/2016/5/14/chartex" xmlns:mc="http://schemas.openxmlformats.org/markup-compatibility/2006" xmlns:aink="http://schemas.microsoft.com/office/drawing/2016/ink" xmlns:am3d="http://schemas.microsoft.com/office/drawing/2017/model3d" xmlns:o="urn:schemas-microsoft-com:office:office" xmlns:oel="http://schemas.microsoft.com/office/2019/extlst" xmlns:r="http://schemas.openxmlformats.org/officeDocument/2006/relationships" xmlns:m="http://schemas.openxmlformats.org/officeDocument/2006/math" xmlns:v="urn:schemas-microsoft-com:vml" xmlns:wp14="http://schemas.microsoft.com/office/word/2010/wordprocessingDrawing" xmlns:wp="http://schemas.openxmlformats.org/drawingml/2006/wordprocessingDrawing" xmlns:w10="urn:schemas-microsoft-com:office:word" xmlns:w="http://schemas.openxmlformats.org/wordprocessingml/2006/main" xmlns:w14="http://schemas.microsoft.com/office/word/2010/wordml" xmlns:w15="http://schemas.microsoft.com/office/word/2012/wordml" xmlns:w16cex="http://schemas.microsoft.com/office/word/2018/wordml/cex" xmlns:w16cid="http://schemas.microsoft.com/office/word/2016/wordml/cid" xmlns:w16="http://schemas.microsoft.com/office/word/2018/wordml" xmlns:w16du="http://schemas.microsoft.com/office/word/2023/wordml/word16du" xmlns:w16sdtdh="http://schemas.microsoft.com/office/word/2020/wordml/sdtdatahash" xmlns:w16sdtfl="http://schemas.microsoft.com/office/word/2024/wordml/sdtformatlock" xmlns:w16se="http://schemas.microsoft.com/office/word/2015/wordml/symex" xmlns:wpg="http://schemas.microsoft.com/office/word/2010/wordprocessingGroup" xmlns:wpi="http://schemas.microsoft.com/office/word/2010/wordprocessingInk" xmlns:wne="http://schemas.microsoft.com/office/word/2006/wordml" xmlns:wps="http://schemas.microsoft.com/office/word/2010/wordprocessingShape" mc:Ignorable="w14 w15 w16se w16cid w16 w16cex w16sdtdh w16sdtfl w16du wp14">
+<w:document xmlns:wpc="http://schemas.microsoft.com/office/word/2010/wordprocessingCanvas" xmlns:cx="http://schemas.microsoft.com/office/drawing/2014/chartex" xmlns:cx1="http://schemas.microsoft.com/office/drawing/2015/9/8/chartex" xmlns:cx2="http://schemas.microsoft.com/office/drawing/2015/10/21/chartex" xmlns:cx3="http://schemas.microsoft.com/office/drawing/2016/5/9/chartex" xmlns:cx4="http://schemas.microsoft.com/office/drawing/2016/5/10/chartex" xmlns:cx5="http://schemas.microsoft.com/office/drawing/2016/5/11/chartex" xmlns:cx6="http://schemas.microsoft.com/office/drawing/2016/5/12/chartex" xmlns:cx7="http://schemas.microsoft.com/office/drawing/2016/5/13/chartex" xmlns:cx8="http://schemas.microsoft.com/office/drawing/2016/5/14/chartex" xmlns:mc="http://schemas.openxmlformats.org/markup-compatibility/2006" xmlns:aink="http://schemas.microsoft.com/office/drawing/2016/ink" xmlns:am3d="http://schemas.microsoft.com/office/drawing/2017/model3d" xmlns:o="urn:schemas-microsoft-com:office:office" xmlns:oel="http://schemas.microsoft.com/office/2019/extlst" xmlns:r="http://schemas.openxmlformats.org/officeDocument/2006/relationships" xmlns:m="http://schemas.openxmlformats.org/officeDocument/2006/math" xmlns:v="urn:schemas-microsoft-com:vml" xmlns:wp14="http://schemas.microsoft.com/office/word/2010/wordprocessingDrawing" xmlns:wp="http://schemas.openxmlformats.org/drawingml/2006/wordprocessingDrawing" xmlns:w10="urn:schemas-microsoft-com:office:word" xmlns:w="http://schemas.openxmlformats.org/wordprocessingml/2006/main" xmlns:w14="http://schemas.microsoft.com/office/word/2010/wordml" xmlns:w15="http://schemas.microsoft.com/office/word/2012/wordml" xmlns:w16cei="http://schemas.microsoft.com/office/word/2026/wordml/cei" xmlns:w16cex="http://schemas.microsoft.com/office/word/2018/wordml/cex" xmlns:w16cid="http://schemas.microsoft.com/office/word/2016/wordml/cid" xmlns:w16="http://schemas.microsoft.com/office/word/2018/wordml" xmlns:w16du="http://schemas.microsoft.com/office/word/2023/wordml/word16du" xmlns:w16sdtdh="http://schemas.microsoft.com/office/word/2020/wordml/sdtdatahash" xmlns:w16sdtfl="http://schemas.microsoft.com/office/word/2024/wordml/sdtformatlock" xmlns:w16se="http://schemas.microsoft.com/office/word/2015/wordml/symex" xmlns:wpg="http://schemas.microsoft.com/office/word/2010/wordprocessingGroup" xmlns:wpi="http://schemas.microsoft.com/office/word/2010/wordprocessingInk" xmlns:wne="http://schemas.microsoft.com/office/word/2006/wordml" xmlns:wps="http://schemas.microsoft.com/office/word/2010/wordprocessingShape" mc:Ignorable="w14 w15 w16se w16cid w16 w16cex w16sdtdh w16sdtfl w16du wp14">
   <w:body>
     <w:p>
       <w:pPr>
@@ -27,383 +27,11 @@
           <w:lang w:val="en-US"/>
         </w:rPr>
       </w:pPr>
-      <w:proofErr w:type="spellStart"/>
       <w:r>
         <w:rPr>
           <w:lang w:val="en-US"/>
         </w:rPr>
-        <w:t>Aplikacija</w:t>
-      </w:r>
-      <w:proofErr w:type="spellEnd"/>
-      <w:r>
-        <w:rPr>
-          <w:lang w:val="en-US"/>
-        </w:rPr>
-        <w:t xml:space="preserve">, </w:t>
-      </w:r>
-      <w:proofErr w:type="spellStart"/>
-      <w:r>
-        <w:rPr>
-          <w:lang w:val="en-US"/>
-        </w:rPr>
-        <w:t>kjer</w:t>
-      </w:r>
-      <w:proofErr w:type="spellEnd"/>
-      <w:r>
-        <w:rPr>
-          <w:lang w:val="en-US"/>
-        </w:rPr>
-        <w:t xml:space="preserve"> </w:t>
-      </w:r>
-      <w:proofErr w:type="spellStart"/>
-      <w:r>
-        <w:rPr>
-          <w:lang w:val="en-US"/>
-        </w:rPr>
-        <w:t>pišem</w:t>
-      </w:r>
-      <w:proofErr w:type="spellEnd"/>
-      <w:r>
-        <w:rPr>
-          <w:lang w:val="en-US"/>
-        </w:rPr>
-        <w:t xml:space="preserve"> </w:t>
-      </w:r>
-      <w:proofErr w:type="spellStart"/>
-      <w:r>
-        <w:rPr>
-          <w:lang w:val="en-US"/>
-        </w:rPr>
-        <w:t>vaje</w:t>
-      </w:r>
-      <w:proofErr w:type="spellEnd"/>
-      <w:r>
-        <w:rPr>
-          <w:lang w:val="en-US"/>
-        </w:rPr>
-        <w:t xml:space="preserve">, </w:t>
-      </w:r>
-      <w:proofErr w:type="spellStart"/>
-      <w:r>
-        <w:rPr>
-          <w:lang w:val="en-US"/>
-        </w:rPr>
-        <w:t>sete</w:t>
-      </w:r>
-      <w:proofErr w:type="spellEnd"/>
-      <w:r>
-        <w:rPr>
-          <w:lang w:val="en-US"/>
-        </w:rPr>
-        <w:t xml:space="preserve">, </w:t>
-      </w:r>
-      <w:proofErr w:type="spellStart"/>
-      <w:r>
-        <w:rPr>
-          <w:lang w:val="en-US"/>
-        </w:rPr>
-        <w:t>repe</w:t>
-      </w:r>
-      <w:proofErr w:type="spellEnd"/>
-      <w:r>
-        <w:rPr>
-          <w:lang w:val="en-US"/>
-        </w:rPr>
-        <w:t xml:space="preserve">, </w:t>
-      </w:r>
-      <w:proofErr w:type="spellStart"/>
-      <w:r>
-        <w:rPr>
-          <w:lang w:val="en-US"/>
-        </w:rPr>
-        <w:t>kile</w:t>
-      </w:r>
-      <w:proofErr w:type="spellEnd"/>
-      <w:r>
-        <w:rPr>
-          <w:lang w:val="en-US"/>
-        </w:rPr>
-        <w:t xml:space="preserve"> za push, pull, legs, upper. </w:t>
-      </w:r>
-      <w:proofErr w:type="spellStart"/>
-      <w:r>
-        <w:rPr>
-          <w:lang w:val="en-US"/>
-        </w:rPr>
-        <w:t>Vajo</w:t>
-      </w:r>
-      <w:proofErr w:type="spellEnd"/>
-      <w:r>
-        <w:rPr>
-          <w:lang w:val="en-US"/>
-        </w:rPr>
-        <w:t xml:space="preserve"> </w:t>
-      </w:r>
-      <w:proofErr w:type="spellStart"/>
-      <w:r>
-        <w:rPr>
-          <w:lang w:val="en-US"/>
-        </w:rPr>
-        <w:t>prvič</w:t>
-      </w:r>
-      <w:proofErr w:type="spellEnd"/>
-      <w:r>
-        <w:rPr>
-          <w:lang w:val="en-US"/>
-        </w:rPr>
-        <w:t xml:space="preserve"> </w:t>
-      </w:r>
-      <w:proofErr w:type="spellStart"/>
-      <w:r>
-        <w:rPr>
-          <w:lang w:val="en-US"/>
-        </w:rPr>
-        <w:t>napišem</w:t>
-      </w:r>
-      <w:proofErr w:type="spellEnd"/>
-      <w:r>
-        <w:rPr>
-          <w:lang w:val="en-US"/>
-        </w:rPr>
-        <w:t xml:space="preserve">, </w:t>
-      </w:r>
-      <w:proofErr w:type="spellStart"/>
-      <w:r>
-        <w:rPr>
-          <w:lang w:val="en-US"/>
-        </w:rPr>
-        <w:t>drugič</w:t>
-      </w:r>
-      <w:proofErr w:type="spellEnd"/>
-      <w:r>
-        <w:rPr>
-          <w:lang w:val="en-US"/>
-        </w:rPr>
-        <w:t xml:space="preserve"> mi </w:t>
-      </w:r>
-      <w:proofErr w:type="spellStart"/>
-      <w:r>
-        <w:rPr>
-          <w:lang w:val="en-US"/>
-        </w:rPr>
-        <w:t>že</w:t>
-      </w:r>
-      <w:proofErr w:type="spellEnd"/>
-      <w:r>
-        <w:rPr>
-          <w:lang w:val="en-US"/>
-        </w:rPr>
-        <w:t xml:space="preserve"> </w:t>
-      </w:r>
-      <w:proofErr w:type="spellStart"/>
-      <w:r>
-        <w:rPr>
-          <w:lang w:val="en-US"/>
-        </w:rPr>
-        <w:t>suggesta</w:t>
-      </w:r>
-      <w:proofErr w:type="spellEnd"/>
-      <w:r>
-        <w:rPr>
-          <w:lang w:val="en-US"/>
-        </w:rPr>
-        <w:t xml:space="preserve"> </w:t>
-      </w:r>
-      <w:proofErr w:type="spellStart"/>
-      <w:r>
-        <w:rPr>
-          <w:lang w:val="en-US"/>
-        </w:rPr>
-        <w:t>ime</w:t>
-      </w:r>
-      <w:proofErr w:type="spellEnd"/>
-      <w:r>
-        <w:rPr>
-          <w:lang w:val="en-US"/>
-        </w:rPr>
-        <w:t xml:space="preserve">. Ko </w:t>
-      </w:r>
-      <w:proofErr w:type="spellStart"/>
-      <w:r>
-        <w:rPr>
-          <w:lang w:val="en-US"/>
-        </w:rPr>
-        <w:t>pišem</w:t>
-      </w:r>
-      <w:proofErr w:type="spellEnd"/>
-      <w:r>
-        <w:rPr>
-          <w:lang w:val="en-US"/>
-        </w:rPr>
-        <w:t xml:space="preserve"> not </w:t>
-      </w:r>
-      <w:proofErr w:type="spellStart"/>
-      <w:r>
-        <w:rPr>
-          <w:lang w:val="en-US"/>
-        </w:rPr>
-        <w:t>kile</w:t>
-      </w:r>
-      <w:proofErr w:type="spellEnd"/>
-      <w:r>
-        <w:rPr>
-          <w:lang w:val="en-US"/>
-        </w:rPr>
-        <w:t xml:space="preserve">, mi </w:t>
-      </w:r>
-      <w:proofErr w:type="spellStart"/>
-      <w:r>
-        <w:rPr>
-          <w:lang w:val="en-US"/>
-        </w:rPr>
-        <w:t>naredi</w:t>
-      </w:r>
-      <w:proofErr w:type="spellEnd"/>
-      <w:r>
-        <w:rPr>
-          <w:lang w:val="en-US"/>
-        </w:rPr>
-        <w:t xml:space="preserve"> </w:t>
-      </w:r>
-      <w:proofErr w:type="spellStart"/>
-      <w:r>
-        <w:rPr>
-          <w:lang w:val="en-US"/>
-        </w:rPr>
-        <w:t>linijski</w:t>
-      </w:r>
-      <w:proofErr w:type="spellEnd"/>
-      <w:r>
-        <w:rPr>
-          <w:lang w:val="en-US"/>
-        </w:rPr>
-        <w:t xml:space="preserve"> </w:t>
-      </w:r>
-      <w:proofErr w:type="spellStart"/>
-      <w:r>
-        <w:rPr>
-          <w:lang w:val="en-US"/>
-        </w:rPr>
-        <w:t>graf</w:t>
-      </w:r>
-      <w:proofErr w:type="spellEnd"/>
-      <w:r>
-        <w:rPr>
-          <w:lang w:val="en-US"/>
-        </w:rPr>
-        <w:t xml:space="preserve">, da </w:t>
-      </w:r>
-      <w:proofErr w:type="spellStart"/>
-      <w:r>
-        <w:rPr>
-          <w:lang w:val="en-US"/>
-        </w:rPr>
-        <w:t>vidim</w:t>
-      </w:r>
-      <w:proofErr w:type="spellEnd"/>
-      <w:r>
-        <w:rPr>
-          <w:lang w:val="en-US"/>
-        </w:rPr>
-        <w:t xml:space="preserve">, </w:t>
-      </w:r>
-      <w:proofErr w:type="spellStart"/>
-      <w:r>
-        <w:rPr>
-          <w:lang w:val="en-US"/>
-        </w:rPr>
-        <w:t>kako</w:t>
-      </w:r>
-      <w:proofErr w:type="spellEnd"/>
-      <w:r>
-        <w:rPr>
-          <w:lang w:val="en-US"/>
-        </w:rPr>
-        <w:t xml:space="preserve"> je </w:t>
-      </w:r>
-      <w:proofErr w:type="spellStart"/>
-      <w:r>
-        <w:rPr>
-          <w:lang w:val="en-US"/>
-        </w:rPr>
-        <w:t>moja</w:t>
-      </w:r>
-      <w:proofErr w:type="spellEnd"/>
-      <w:r>
-        <w:rPr>
-          <w:lang w:val="en-US"/>
-        </w:rPr>
-        <w:t xml:space="preserve"> </w:t>
-      </w:r>
-      <w:proofErr w:type="spellStart"/>
-      <w:r>
-        <w:rPr>
-          <w:lang w:val="en-US"/>
-        </w:rPr>
-        <w:t>moč</w:t>
-      </w:r>
-      <w:proofErr w:type="spellEnd"/>
-      <w:r>
-        <w:rPr>
-          <w:lang w:val="en-US"/>
-        </w:rPr>
-        <w:t xml:space="preserve"> </w:t>
-      </w:r>
-      <w:proofErr w:type="spellStart"/>
-      <w:r>
-        <w:rPr>
-          <w:lang w:val="en-US"/>
-        </w:rPr>
-        <w:t>naraščala</w:t>
-      </w:r>
-      <w:proofErr w:type="spellEnd"/>
-      <w:r>
-        <w:rPr>
-          <w:lang w:val="en-US"/>
-        </w:rPr>
-        <w:t>/</w:t>
-      </w:r>
-      <w:proofErr w:type="spellStart"/>
-      <w:r>
-        <w:rPr>
-          <w:lang w:val="en-US"/>
-        </w:rPr>
-        <w:t>padala</w:t>
-      </w:r>
-      <w:proofErr w:type="spellEnd"/>
-      <w:r>
-        <w:rPr>
-          <w:lang w:val="en-US"/>
-        </w:rPr>
-        <w:t xml:space="preserve">. Isto za </w:t>
-      </w:r>
-      <w:proofErr w:type="spellStart"/>
-      <w:r>
-        <w:rPr>
-          <w:lang w:val="en-US"/>
-        </w:rPr>
-        <w:t>telesno</w:t>
-      </w:r>
-      <w:proofErr w:type="spellEnd"/>
-      <w:r>
-        <w:rPr>
-          <w:lang w:val="en-US"/>
-        </w:rPr>
-        <w:t xml:space="preserve"> </w:t>
-      </w:r>
-      <w:proofErr w:type="spellStart"/>
-      <w:r>
-        <w:rPr>
-          <w:lang w:val="en-US"/>
-        </w:rPr>
-        <w:t>težo</w:t>
-      </w:r>
-      <w:proofErr w:type="spellEnd"/>
-      <w:r>
-        <w:rPr>
-          <w:lang w:val="en-US"/>
-        </w:rPr>
-        <w:t>).  </w:t>
+        <w:t>Aplikacija, kjer pišem vaje, sete, repe, kile za push, pull, legs, upper. Vajo prvič napišem, drugič mi že suggesta ime. Ko pišem not kile, mi naredi linijski graf, da vidim, kako je moja moč naraščala/padala. Isto za telesno težo).  </w:t>
       </w:r>
     </w:p>
     <w:p>
@@ -434,13 +62,165 @@
     </w:p>
     <w:p>
       <w:r>
-        <w:t xml:space="preserve">DB = </w:t>
-      </w:r>
-      <w:proofErr w:type="spellStart"/>
-      <w:r>
-        <w:t>dumbell</w:t>
-      </w:r>
-      <w:proofErr w:type="spellEnd"/>
+        <w:t>DB = dumbell</w:t>
+      </w:r>
+    </w:p>
+    <w:p/>
+    <w:p/>
+    <w:p>
+      <w:r>
+        <w:t>Ekrani na aplikaciji:</w:t>
+      </w:r>
+      <w:r>
+        <w:br/>
+      </w:r>
+    </w:p>
+    <w:p>
+      <w:r>
+        <w:t>Trening:</w:t>
+      </w:r>
+    </w:p>
+    <w:p>
+      <w:pPr>
+        <w:pStyle w:val="Odstavekseznama"/>
+        <w:numPr>
+          <w:ilvl w:val="0"/>
+          <w:numId w:val="2"/>
+        </w:numPr>
+      </w:pPr>
+      <w:r>
+        <w:t>Začneš nov trening:</w:t>
+      </w:r>
+    </w:p>
+    <w:p>
+      <w:pPr>
+        <w:pStyle w:val="Odstavekseznama"/>
+        <w:numPr>
+          <w:ilvl w:val="1"/>
+          <w:numId w:val="2"/>
+        </w:numPr>
+      </w:pPr>
+      <w:r>
+        <w:t>Lahko tudi potem ustaviš med, lahko shraniš</w:t>
+      </w:r>
+    </w:p>
+    <w:p>
+      <w:pPr>
+        <w:pStyle w:val="Odstavekseznama"/>
+        <w:numPr>
+          <w:ilvl w:val="1"/>
+          <w:numId w:val="2"/>
+        </w:numPr>
+      </w:pPr>
+      <w:r>
+        <w:t>Pišeš vaje sete in repe in dodatne specifikacije (elastike, višina stola/palce)</w:t>
+      </w:r>
+    </w:p>
+    <w:p>
+      <w:pPr>
+        <w:pStyle w:val="Odstavekseznama"/>
+        <w:numPr>
+          <w:ilvl w:val="1"/>
+          <w:numId w:val="2"/>
+        </w:numPr>
+      </w:pPr>
+      <w:r>
+        <w:t>Naslednjič ko selectaš vajo maš autofill, pokaže tudi ekstra specifikacije, ki jih lahko overridaš</w:t>
+      </w:r>
+    </w:p>
+    <w:p>
+      <w:pPr>
+        <w:pStyle w:val="Odstavekseznama"/>
+        <w:numPr>
+          <w:ilvl w:val="1"/>
+          <w:numId w:val="2"/>
+        </w:numPr>
+      </w:pPr>
+      <w:r>
+        <w:t>Aplikacija shrani vse kar delaš</w:t>
+      </w:r>
+    </w:p>
+    <w:p>
+      <w:r>
+        <w:t>Osebni podatki:</w:t>
+      </w:r>
+    </w:p>
+    <w:p>
+      <w:pPr>
+        <w:pStyle w:val="Odstavekseznama"/>
+        <w:numPr>
+          <w:ilvl w:val="0"/>
+          <w:numId w:val="1"/>
+        </w:numPr>
+      </w:pPr>
+      <w:r>
+        <w:t>Teža:</w:t>
+      </w:r>
+    </w:p>
+    <w:p>
+      <w:pPr>
+        <w:pStyle w:val="Odstavekseznama"/>
+        <w:numPr>
+          <w:ilvl w:val="1"/>
+          <w:numId w:val="1"/>
+        </w:numPr>
+      </w:pPr>
+      <w:r>
+        <w:t>Graf teže skozi dneve/tedne</w:t>
+      </w:r>
+    </w:p>
+    <w:p>
+      <w:pPr>
+        <w:pStyle w:val="Odstavekseznama"/>
+        <w:numPr>
+          <w:ilvl w:val="0"/>
+          <w:numId w:val="1"/>
+        </w:numPr>
+      </w:pPr>
+      <w:r>
+        <w:t>Mere telesa:</w:t>
+      </w:r>
+    </w:p>
+    <w:p>
+      <w:pPr>
+        <w:pStyle w:val="Odstavekseznama"/>
+        <w:numPr>
+          <w:ilvl w:val="1"/>
+          <w:numId w:val="1"/>
+        </w:numPr>
+      </w:pPr>
+      <w:r>
+        <w:t>Mere rok/nog/pasa…</w:t>
+      </w:r>
+    </w:p>
+    <w:p>
+      <w:pPr>
+        <w:pStyle w:val="Odstavekseznama"/>
+        <w:numPr>
+          <w:ilvl w:val="0"/>
+          <w:numId w:val="1"/>
+        </w:numPr>
+      </w:pPr>
+      <w:r>
+        <w:t>(grafi teh)</w:t>
+      </w:r>
+    </w:p>
+    <w:p>
+      <w:r>
+        <w:t>Statistika za vsako vajo:</w:t>
+      </w:r>
+    </w:p>
+    <w:p>
+      <w:pPr>
+        <w:pStyle w:val="Odstavekseznama"/>
+        <w:numPr>
+          <w:ilvl w:val="0"/>
+          <w:numId w:val="1"/>
+        </w:numPr>
+      </w:pPr>
+      <w:r>
+        <w:t>Izbereš vajo in ti pokaže graf moči in reppov (nekako lepo formulo nardimo, da se več reppov in manj kil približa več kil in manj reppov, y os na grafu bo f(reps,weight) tbd)</w:t>
+      </w:r>
     </w:p>
     <w:sectPr>
       <w:pgSz w:w="11906" w:h="16838"/>
@@ -450,6 +230,241 @@
     </w:sectPr>
   </w:body>
 </w:document>
+</file>
+
+<file path=word/numbering.xml><?xml version="1.0" encoding="utf-8"?>
+<w:numbering xmlns:wpc="http://schemas.microsoft.com/office/word/2010/wordprocessingCanvas" xmlns:cx="http://schemas.microsoft.com/office/drawing/2014/chartex" xmlns:cx1="http://schemas.microsoft.com/office/drawing/2015/9/8/chartex" xmlns:cx2="http://schemas.microsoft.com/office/drawing/2015/10/21/chartex" xmlns:cx3="http://schemas.microsoft.com/office/drawing/2016/5/9/chartex" xmlns:cx4="http://schemas.microsoft.com/office/drawing/2016/5/10/chartex" xmlns:cx5="http://schemas.microsoft.com/office/drawing/2016/5/11/chartex" xmlns:cx6="http://schemas.microsoft.com/office/drawing/2016/5/12/chartex" xmlns:cx7="http://schemas.microsoft.com/office/drawing/2016/5/13/chartex" xmlns:cx8="http://schemas.microsoft.com/office/drawing/2016/5/14/chartex" xmlns:mc="http://schemas.openxmlformats.org/markup-compatibility/2006" xmlns:aink="http://schemas.microsoft.com/office/drawing/2016/ink" xmlns:am3d="http://schemas.microsoft.com/office/drawing/2017/model3d" xmlns:o="urn:schemas-microsoft-com:office:office" xmlns:oel="http://schemas.microsoft.com/office/2019/extlst" xmlns:r="http://schemas.openxmlformats.org/officeDocument/2006/relationships" xmlns:m="http://schemas.openxmlformats.org/officeDocument/2006/math" xmlns:v="urn:schemas-microsoft-com:vml" xmlns:wp14="http://schemas.microsoft.com/office/word/2010/wordprocessingDrawing" xmlns:wp="http://schemas.openxmlformats.org/drawingml/2006/wordprocessingDrawing" xmlns:w10="urn:schemas-microsoft-com:office:word" xmlns:w="http://schemas.openxmlformats.org/wordprocessingml/2006/main" xmlns:w14="http://schemas.microsoft.com/office/word/2010/wordml" xmlns:w15="http://schemas.microsoft.com/office/word/2012/wordml" xmlns:w16cei="http://schemas.microsoft.com/office/word/2026/wordml/cei" xmlns:w16cex="http://schemas.microsoft.com/office/word/2018/wordml/cex" xmlns:w16cid="http://schemas.microsoft.com/office/word/2016/wordml/cid" xmlns:w16="http://schemas.microsoft.com/office/word/2018/wordml" xmlns:w16du="http://schemas.microsoft.com/office/word/2023/wordml/word16du" xmlns:w16sdtdh="http://schemas.microsoft.com/office/word/2020/wordml/sdtdatahash" xmlns:w16sdtfl="http://schemas.microsoft.com/office/word/2024/wordml/sdtformatlock" xmlns:w16se="http://schemas.microsoft.com/office/word/2015/wordml/symex" xmlns:wpg="http://schemas.microsoft.com/office/word/2010/wordprocessingGroup" xmlns:wpi="http://schemas.microsoft.com/office/word/2010/wordprocessingInk" xmlns:wne="http://schemas.microsoft.com/office/word/2006/wordml" xmlns:wps="http://schemas.microsoft.com/office/word/2010/wordprocessingShape" mc:Ignorable="w14 w15 w16se w16cid w16 w16cex w16sdtdh w16sdtfl w16du wp14">
+  <w:abstractNum w:abstractNumId="0" w15:restartNumberingAfterBreak="0">
+    <w:nsid w:val="2A6A7280"/>
+    <w:multiLevelType w:val="hybridMultilevel"/>
+    <w:tmpl w:val="203C1E08"/>
+    <w:lvl w:ilvl="0" w:tplc="46DCFC84">
+      <w:numFmt w:val="bullet"/>
+      <w:lvlText w:val="-"/>
+      <w:lvlJc w:val="left"/>
+      <w:pPr>
+        <w:ind w:left="1080" w:hanging="360"/>
+      </w:pPr>
+      <w:rPr>
+        <w:rFonts w:ascii="Aptos" w:eastAsiaTheme="minorHAnsi" w:hAnsi="Aptos" w:cstheme="minorBidi" w:hint="default"/>
+      </w:rPr>
+    </w:lvl>
+    <w:lvl w:ilvl="1" w:tplc="04240003">
+      <w:start w:val="1"/>
+      <w:numFmt w:val="bullet"/>
+      <w:lvlText w:val="o"/>
+      <w:lvlJc w:val="left"/>
+      <w:pPr>
+        <w:ind w:left="1800" w:hanging="360"/>
+      </w:pPr>
+      <w:rPr>
+        <w:rFonts w:ascii="Courier New" w:hAnsi="Courier New" w:cs="Courier New" w:hint="default"/>
+      </w:rPr>
+    </w:lvl>
+    <w:lvl w:ilvl="2" w:tplc="04240005" w:tentative="1">
+      <w:start w:val="1"/>
+      <w:numFmt w:val="bullet"/>
+      <w:lvlText w:val=""/>
+      <w:lvlJc w:val="left"/>
+      <w:pPr>
+        <w:ind w:left="2520" w:hanging="360"/>
+      </w:pPr>
+      <w:rPr>
+        <w:rFonts w:ascii="Wingdings" w:hAnsi="Wingdings" w:hint="default"/>
+      </w:rPr>
+    </w:lvl>
+    <w:lvl w:ilvl="3" w:tplc="04240001" w:tentative="1">
+      <w:start w:val="1"/>
+      <w:numFmt w:val="bullet"/>
+      <w:lvlText w:val=""/>
+      <w:lvlJc w:val="left"/>
+      <w:pPr>
+        <w:ind w:left="3240" w:hanging="360"/>
+      </w:pPr>
+      <w:rPr>
+        <w:rFonts w:ascii="Symbol" w:hAnsi="Symbol" w:hint="default"/>
+      </w:rPr>
+    </w:lvl>
+    <w:lvl w:ilvl="4" w:tplc="04240003" w:tentative="1">
+      <w:start w:val="1"/>
+      <w:numFmt w:val="bullet"/>
+      <w:lvlText w:val="o"/>
+      <w:lvlJc w:val="left"/>
+      <w:pPr>
+        <w:ind w:left="3960" w:hanging="360"/>
+      </w:pPr>
+      <w:rPr>
+        <w:rFonts w:ascii="Courier New" w:hAnsi="Courier New" w:cs="Courier New" w:hint="default"/>
+      </w:rPr>
+    </w:lvl>
+    <w:lvl w:ilvl="5" w:tplc="04240005" w:tentative="1">
+      <w:start w:val="1"/>
+      <w:numFmt w:val="bullet"/>
+      <w:lvlText w:val=""/>
+      <w:lvlJc w:val="left"/>
+      <w:pPr>
+        <w:ind w:left="4680" w:hanging="360"/>
+      </w:pPr>
+      <w:rPr>
+        <w:rFonts w:ascii="Wingdings" w:hAnsi="Wingdings" w:hint="default"/>
+      </w:rPr>
+    </w:lvl>
+    <w:lvl w:ilvl="6" w:tplc="04240001" w:tentative="1">
+      <w:start w:val="1"/>
+      <w:numFmt w:val="bullet"/>
+      <w:lvlText w:val=""/>
+      <w:lvlJc w:val="left"/>
+      <w:pPr>
+        <w:ind w:left="5400" w:hanging="360"/>
+      </w:pPr>
+      <w:rPr>
+        <w:rFonts w:ascii="Symbol" w:hAnsi="Symbol" w:hint="default"/>
+      </w:rPr>
+    </w:lvl>
+    <w:lvl w:ilvl="7" w:tplc="04240003" w:tentative="1">
+      <w:start w:val="1"/>
+      <w:numFmt w:val="bullet"/>
+      <w:lvlText w:val="o"/>
+      <w:lvlJc w:val="left"/>
+      <w:pPr>
+        <w:ind w:left="6120" w:hanging="360"/>
+      </w:pPr>
+      <w:rPr>
+        <w:rFonts w:ascii="Courier New" w:hAnsi="Courier New" w:cs="Courier New" w:hint="default"/>
+      </w:rPr>
+    </w:lvl>
+    <w:lvl w:ilvl="8" w:tplc="04240005" w:tentative="1">
+      <w:start w:val="1"/>
+      <w:numFmt w:val="bullet"/>
+      <w:lvlText w:val=""/>
+      <w:lvlJc w:val="left"/>
+      <w:pPr>
+        <w:ind w:left="6840" w:hanging="360"/>
+      </w:pPr>
+      <w:rPr>
+        <w:rFonts w:ascii="Wingdings" w:hAnsi="Wingdings" w:hint="default"/>
+      </w:rPr>
+    </w:lvl>
+  </w:abstractNum>
+  <w:abstractNum w:abstractNumId="1" w15:restartNumberingAfterBreak="0">
+    <w:nsid w:val="5A3A2454"/>
+    <w:multiLevelType w:val="hybridMultilevel"/>
+    <w:tmpl w:val="173254DE"/>
+    <w:lvl w:ilvl="0" w:tplc="359E450A">
+      <w:numFmt w:val="bullet"/>
+      <w:lvlText w:val="-"/>
+      <w:lvlJc w:val="left"/>
+      <w:pPr>
+        <w:ind w:left="1080" w:hanging="360"/>
+      </w:pPr>
+      <w:rPr>
+        <w:rFonts w:ascii="Aptos" w:eastAsiaTheme="minorHAnsi" w:hAnsi="Aptos" w:cstheme="minorBidi" w:hint="default"/>
+      </w:rPr>
+    </w:lvl>
+    <w:lvl w:ilvl="1" w:tplc="04240003">
+      <w:start w:val="1"/>
+      <w:numFmt w:val="bullet"/>
+      <w:lvlText w:val="o"/>
+      <w:lvlJc w:val="left"/>
+      <w:pPr>
+        <w:ind w:left="1800" w:hanging="360"/>
+      </w:pPr>
+      <w:rPr>
+        <w:rFonts w:ascii="Courier New" w:hAnsi="Courier New" w:cs="Courier New" w:hint="default"/>
+      </w:rPr>
+    </w:lvl>
+    <w:lvl w:ilvl="2" w:tplc="04240005" w:tentative="1">
+      <w:start w:val="1"/>
+      <w:numFmt w:val="bullet"/>
+      <w:lvlText w:val=""/>
+      <w:lvlJc w:val="left"/>
+      <w:pPr>
+        <w:ind w:left="2520" w:hanging="360"/>
+      </w:pPr>
+      <w:rPr>
+        <w:rFonts w:ascii="Wingdings" w:hAnsi="Wingdings" w:hint="default"/>
+      </w:rPr>
+    </w:lvl>
+    <w:lvl w:ilvl="3" w:tplc="04240001" w:tentative="1">
+      <w:start w:val="1"/>
+      <w:numFmt w:val="bullet"/>
+      <w:lvlText w:val=""/>
+      <w:lvlJc w:val="left"/>
+      <w:pPr>
+        <w:ind w:left="3240" w:hanging="360"/>
+      </w:pPr>
+      <w:rPr>
+        <w:rFonts w:ascii="Symbol" w:hAnsi="Symbol" w:hint="default"/>
+      </w:rPr>
+    </w:lvl>
+    <w:lvl w:ilvl="4" w:tplc="04240003" w:tentative="1">
+      <w:start w:val="1"/>
+      <w:numFmt w:val="bullet"/>
+      <w:lvlText w:val="o"/>
+      <w:lvlJc w:val="left"/>
+      <w:pPr>
+        <w:ind w:left="3960" w:hanging="360"/>
+      </w:pPr>
+      <w:rPr>
+        <w:rFonts w:ascii="Courier New" w:hAnsi="Courier New" w:cs="Courier New" w:hint="default"/>
+      </w:rPr>
+    </w:lvl>
+    <w:lvl w:ilvl="5" w:tplc="04240005" w:tentative="1">
+      <w:start w:val="1"/>
+      <w:numFmt w:val="bullet"/>
+      <w:lvlText w:val=""/>
+      <w:lvlJc w:val="left"/>
+      <w:pPr>
+        <w:ind w:left="4680" w:hanging="360"/>
+      </w:pPr>
+      <w:rPr>
+        <w:rFonts w:ascii="Wingdings" w:hAnsi="Wingdings" w:hint="default"/>
+      </w:rPr>
+    </w:lvl>
+    <w:lvl w:ilvl="6" w:tplc="04240001" w:tentative="1">
+      <w:start w:val="1"/>
+      <w:numFmt w:val="bullet"/>
+      <w:lvlText w:val=""/>
+      <w:lvlJc w:val="left"/>
+      <w:pPr>
+        <w:ind w:left="5400" w:hanging="360"/>
+      </w:pPr>
+      <w:rPr>
+        <w:rFonts w:ascii="Symbol" w:hAnsi="Symbol" w:hint="default"/>
+      </w:rPr>
+    </w:lvl>
+    <w:lvl w:ilvl="7" w:tplc="04240003" w:tentative="1">
+      <w:start w:val="1"/>
+      <w:numFmt w:val="bullet"/>
+      <w:lvlText w:val="o"/>
+      <w:lvlJc w:val="left"/>
+      <w:pPr>
+        <w:ind w:left="6120" w:hanging="360"/>
+      </w:pPr>
+      <w:rPr>
+        <w:rFonts w:ascii="Courier New" w:hAnsi="Courier New" w:cs="Courier New" w:hint="default"/>
+      </w:rPr>
+    </w:lvl>
+    <w:lvl w:ilvl="8" w:tplc="04240005" w:tentative="1">
+      <w:start w:val="1"/>
+      <w:numFmt w:val="bullet"/>
+      <w:lvlText w:val=""/>
+      <w:lvlJc w:val="left"/>
+      <w:pPr>
+        <w:ind w:left="6840" w:hanging="360"/>
+      </w:pPr>
+      <w:rPr>
+        <w:rFonts w:ascii="Wingdings" w:hAnsi="Wingdings" w:hint="default"/>
+      </w:rPr>
+    </w:lvl>
+  </w:abstractNum>
+  <w:num w:numId="1" w16cid:durableId="591939258">
+    <w:abstractNumId w:val="0"/>
+  </w:num>
+  <w:num w:numId="2" w16cid:durableId="871381015">
+    <w:abstractNumId w:val="1"/>
+  </w:num>
+</w:numbering>
 </file>
 
 <file path=word/styles.xml><?xml version="1.0" encoding="utf-8"?>
@@ -849,18 +864,18 @@
     <w:lsdException w:name="Unresolved Mention" w:semiHidden="1" w:unhideWhenUsed="1"/>
     <w:lsdException w:name="Smart Link" w:semiHidden="1" w:unhideWhenUsed="1"/>
   </w:latentStyles>
-  <w:style w:type="paragraph" w:default="1" w:styleId="Normal">
+  <w:style w:type="paragraph" w:default="1" w:styleId="Navaden">
     <w:name w:val="Normal"/>
     <w:qFormat/>
     <w:rPr>
       <w:lang w:val="sl-SI"/>
     </w:rPr>
   </w:style>
-  <w:style w:type="paragraph" w:styleId="Heading1">
+  <w:style w:type="paragraph" w:styleId="Naslov1">
     <w:name w:val="heading 1"/>
-    <w:basedOn w:val="Normal"/>
-    <w:next w:val="Normal"/>
-    <w:link w:val="Heading1Char"/>
+    <w:basedOn w:val="Navaden"/>
+    <w:next w:val="Navaden"/>
+    <w:link w:val="Naslov1Znak"/>
     <w:uiPriority w:val="9"/>
     <w:qFormat/>
     <w:rsid w:val="008B5FC6"/>
@@ -877,11 +892,11 @@
       <w:szCs w:val="40"/>
     </w:rPr>
   </w:style>
-  <w:style w:type="paragraph" w:styleId="Heading2">
+  <w:style w:type="paragraph" w:styleId="Naslov2">
     <w:name w:val="heading 2"/>
-    <w:basedOn w:val="Normal"/>
-    <w:next w:val="Normal"/>
-    <w:link w:val="Heading2Char"/>
+    <w:basedOn w:val="Navaden"/>
+    <w:next w:val="Navaden"/>
+    <w:link w:val="Naslov2Znak"/>
     <w:uiPriority w:val="9"/>
     <w:semiHidden/>
     <w:unhideWhenUsed/>
@@ -900,11 +915,11 @@
       <w:szCs w:val="32"/>
     </w:rPr>
   </w:style>
-  <w:style w:type="paragraph" w:styleId="Heading3">
+  <w:style w:type="paragraph" w:styleId="Naslov3">
     <w:name w:val="heading 3"/>
-    <w:basedOn w:val="Normal"/>
-    <w:next w:val="Normal"/>
-    <w:link w:val="Heading3Char"/>
+    <w:basedOn w:val="Navaden"/>
+    <w:next w:val="Navaden"/>
+    <w:link w:val="Naslov3Znak"/>
     <w:uiPriority w:val="9"/>
     <w:semiHidden/>
     <w:unhideWhenUsed/>
@@ -923,11 +938,11 @@
       <w:szCs w:val="28"/>
     </w:rPr>
   </w:style>
-  <w:style w:type="paragraph" w:styleId="Heading4">
+  <w:style w:type="paragraph" w:styleId="Naslov4">
     <w:name w:val="heading 4"/>
-    <w:basedOn w:val="Normal"/>
-    <w:next w:val="Normal"/>
-    <w:link w:val="Heading4Char"/>
+    <w:basedOn w:val="Navaden"/>
+    <w:next w:val="Navaden"/>
+    <w:link w:val="Naslov4Znak"/>
     <w:uiPriority w:val="9"/>
     <w:semiHidden/>
     <w:unhideWhenUsed/>
@@ -946,11 +961,11 @@
       <w:color w:val="0F4761" w:themeColor="accent1" w:themeShade="BF"/>
     </w:rPr>
   </w:style>
-  <w:style w:type="paragraph" w:styleId="Heading5">
+  <w:style w:type="paragraph" w:styleId="Naslov5">
     <w:name w:val="heading 5"/>
-    <w:basedOn w:val="Normal"/>
-    <w:next w:val="Normal"/>
-    <w:link w:val="Heading5Char"/>
+    <w:basedOn w:val="Navaden"/>
+    <w:next w:val="Navaden"/>
+    <w:link w:val="Naslov5Znak"/>
     <w:uiPriority w:val="9"/>
     <w:semiHidden/>
     <w:unhideWhenUsed/>
@@ -967,11 +982,11 @@
       <w:color w:val="0F4761" w:themeColor="accent1" w:themeShade="BF"/>
     </w:rPr>
   </w:style>
-  <w:style w:type="paragraph" w:styleId="Heading6">
+  <w:style w:type="paragraph" w:styleId="Naslov6">
     <w:name w:val="heading 6"/>
-    <w:basedOn w:val="Normal"/>
-    <w:next w:val="Normal"/>
-    <w:link w:val="Heading6Char"/>
+    <w:basedOn w:val="Navaden"/>
+    <w:next w:val="Navaden"/>
+    <w:link w:val="Naslov6Znak"/>
     <w:uiPriority w:val="9"/>
     <w:semiHidden/>
     <w:unhideWhenUsed/>
@@ -990,11 +1005,11 @@
       <w:color w:val="595959" w:themeColor="text1" w:themeTint="A6"/>
     </w:rPr>
   </w:style>
-  <w:style w:type="paragraph" w:styleId="Heading7">
+  <w:style w:type="paragraph" w:styleId="Naslov7">
     <w:name w:val="heading 7"/>
-    <w:basedOn w:val="Normal"/>
-    <w:next w:val="Normal"/>
-    <w:link w:val="Heading7Char"/>
+    <w:basedOn w:val="Navaden"/>
+    <w:next w:val="Navaden"/>
+    <w:link w:val="Naslov7Znak"/>
     <w:uiPriority w:val="9"/>
     <w:semiHidden/>
     <w:unhideWhenUsed/>
@@ -1011,11 +1026,11 @@
       <w:color w:val="595959" w:themeColor="text1" w:themeTint="A6"/>
     </w:rPr>
   </w:style>
-  <w:style w:type="paragraph" w:styleId="Heading8">
+  <w:style w:type="paragraph" w:styleId="Naslov8">
     <w:name w:val="heading 8"/>
-    <w:basedOn w:val="Normal"/>
-    <w:next w:val="Normal"/>
-    <w:link w:val="Heading8Char"/>
+    <w:basedOn w:val="Navaden"/>
+    <w:next w:val="Navaden"/>
+    <w:link w:val="Naslov8Znak"/>
     <w:uiPriority w:val="9"/>
     <w:semiHidden/>
     <w:unhideWhenUsed/>
@@ -1034,11 +1049,11 @@
       <w:color w:val="272727" w:themeColor="text1" w:themeTint="D8"/>
     </w:rPr>
   </w:style>
-  <w:style w:type="paragraph" w:styleId="Heading9">
+  <w:style w:type="paragraph" w:styleId="Naslov9">
     <w:name w:val="heading 9"/>
-    <w:basedOn w:val="Normal"/>
-    <w:next w:val="Normal"/>
-    <w:link w:val="Heading9Char"/>
+    <w:basedOn w:val="Navaden"/>
+    <w:next w:val="Navaden"/>
+    <w:link w:val="Naslov9Znak"/>
     <w:uiPriority w:val="9"/>
     <w:semiHidden/>
     <w:unhideWhenUsed/>
@@ -1055,12 +1070,13 @@
       <w:color w:val="272727" w:themeColor="text1" w:themeTint="D8"/>
     </w:rPr>
   </w:style>
-  <w:style w:type="character" w:default="1" w:styleId="DefaultParagraphFont">
+  <w:style w:type="character" w:default="1" w:styleId="Privzetapisavaodstavka">
     <w:name w:val="Default Paragraph Font"/>
     <w:uiPriority w:val="1"/>
+    <w:semiHidden/>
     <w:unhideWhenUsed/>
   </w:style>
-  <w:style w:type="table" w:default="1" w:styleId="TableNormal">
+  <w:style w:type="table" w:default="1" w:styleId="Navadnatabela">
     <w:name w:val="Normal Table"/>
     <w:uiPriority w:val="99"/>
     <w:semiHidden/>
@@ -1075,16 +1091,16 @@
       </w:tblCellMar>
     </w:tblPr>
   </w:style>
-  <w:style w:type="numbering" w:default="1" w:styleId="NoList">
+  <w:style w:type="numbering" w:default="1" w:styleId="Brezseznama">
     <w:name w:val="No List"/>
     <w:uiPriority w:val="99"/>
     <w:semiHidden/>
     <w:unhideWhenUsed/>
   </w:style>
-  <w:style w:type="character" w:customStyle="1" w:styleId="Heading1Char">
-    <w:name w:val="Heading 1 Char"/>
-    <w:basedOn w:val="DefaultParagraphFont"/>
-    <w:link w:val="Heading1"/>
+  <w:style w:type="character" w:customStyle="1" w:styleId="Naslov1Znak">
+    <w:name w:val="Naslov 1 Znak"/>
+    <w:basedOn w:val="Privzetapisavaodstavka"/>
+    <w:link w:val="Naslov1"/>
     <w:uiPriority w:val="9"/>
     <w:rsid w:val="008B5FC6"/>
     <w:rPr>
@@ -1095,10 +1111,10 @@
       <w:lang w:val="sl-SI"/>
     </w:rPr>
   </w:style>
-  <w:style w:type="character" w:customStyle="1" w:styleId="Heading2Char">
-    <w:name w:val="Heading 2 Char"/>
-    <w:basedOn w:val="DefaultParagraphFont"/>
-    <w:link w:val="Heading2"/>
+  <w:style w:type="character" w:customStyle="1" w:styleId="Naslov2Znak">
+    <w:name w:val="Naslov 2 Znak"/>
+    <w:basedOn w:val="Privzetapisavaodstavka"/>
+    <w:link w:val="Naslov2"/>
     <w:uiPriority w:val="9"/>
     <w:semiHidden/>
     <w:rsid w:val="008B5FC6"/>
@@ -1110,10 +1126,10 @@
       <w:lang w:val="sl-SI"/>
     </w:rPr>
   </w:style>
-  <w:style w:type="character" w:customStyle="1" w:styleId="Heading3Char">
-    <w:name w:val="Heading 3 Char"/>
-    <w:basedOn w:val="DefaultParagraphFont"/>
-    <w:link w:val="Heading3"/>
+  <w:style w:type="character" w:customStyle="1" w:styleId="Naslov3Znak">
+    <w:name w:val="Naslov 3 Znak"/>
+    <w:basedOn w:val="Privzetapisavaodstavka"/>
+    <w:link w:val="Naslov3"/>
     <w:uiPriority w:val="9"/>
     <w:semiHidden/>
     <w:rsid w:val="008B5FC6"/>
@@ -1125,10 +1141,10 @@
       <w:lang w:val="sl-SI"/>
     </w:rPr>
   </w:style>
-  <w:style w:type="character" w:customStyle="1" w:styleId="Heading4Char">
-    <w:name w:val="Heading 4 Char"/>
-    <w:basedOn w:val="DefaultParagraphFont"/>
-    <w:link w:val="Heading4"/>
+  <w:style w:type="character" w:customStyle="1" w:styleId="Naslov4Znak">
+    <w:name w:val="Naslov 4 Znak"/>
+    <w:basedOn w:val="Privzetapisavaodstavka"/>
+    <w:link w:val="Naslov4"/>
     <w:uiPriority w:val="9"/>
     <w:semiHidden/>
     <w:rsid w:val="008B5FC6"/>
@@ -1140,10 +1156,10 @@
       <w:lang w:val="sl-SI"/>
     </w:rPr>
   </w:style>
-  <w:style w:type="character" w:customStyle="1" w:styleId="Heading5Char">
-    <w:name w:val="Heading 5 Char"/>
-    <w:basedOn w:val="DefaultParagraphFont"/>
-    <w:link w:val="Heading5"/>
+  <w:style w:type="character" w:customStyle="1" w:styleId="Naslov5Znak">
+    <w:name w:val="Naslov 5 Znak"/>
+    <w:basedOn w:val="Privzetapisavaodstavka"/>
+    <w:link w:val="Naslov5"/>
     <w:uiPriority w:val="9"/>
     <w:semiHidden/>
     <w:rsid w:val="008B5FC6"/>
@@ -1153,10 +1169,10 @@
       <w:lang w:val="sl-SI"/>
     </w:rPr>
   </w:style>
-  <w:style w:type="character" w:customStyle="1" w:styleId="Heading6Char">
-    <w:name w:val="Heading 6 Char"/>
-    <w:basedOn w:val="DefaultParagraphFont"/>
-    <w:link w:val="Heading6"/>
+  <w:style w:type="character" w:customStyle="1" w:styleId="Naslov6Znak">
+    <w:name w:val="Naslov 6 Znak"/>
+    <w:basedOn w:val="Privzetapisavaodstavka"/>
+    <w:link w:val="Naslov6"/>
     <w:uiPriority w:val="9"/>
     <w:semiHidden/>
     <w:rsid w:val="008B5FC6"/>
@@ -1168,10 +1184,10 @@
       <w:lang w:val="sl-SI"/>
     </w:rPr>
   </w:style>
-  <w:style w:type="character" w:customStyle="1" w:styleId="Heading7Char">
-    <w:name w:val="Heading 7 Char"/>
-    <w:basedOn w:val="DefaultParagraphFont"/>
-    <w:link w:val="Heading7"/>
+  <w:style w:type="character" w:customStyle="1" w:styleId="Naslov7Znak">
+    <w:name w:val="Naslov 7 Znak"/>
+    <w:basedOn w:val="Privzetapisavaodstavka"/>
+    <w:link w:val="Naslov7"/>
     <w:uiPriority w:val="9"/>
     <w:semiHidden/>
     <w:rsid w:val="008B5FC6"/>
@@ -1181,10 +1197,10 @@
       <w:lang w:val="sl-SI"/>
     </w:rPr>
   </w:style>
-  <w:style w:type="character" w:customStyle="1" w:styleId="Heading8Char">
-    <w:name w:val="Heading 8 Char"/>
-    <w:basedOn w:val="DefaultParagraphFont"/>
-    <w:link w:val="Heading8"/>
+  <w:style w:type="character" w:customStyle="1" w:styleId="Naslov8Znak">
+    <w:name w:val="Naslov 8 Znak"/>
+    <w:basedOn w:val="Privzetapisavaodstavka"/>
+    <w:link w:val="Naslov8"/>
     <w:uiPriority w:val="9"/>
     <w:semiHidden/>
     <w:rsid w:val="008B5FC6"/>
@@ -1196,10 +1212,10 @@
       <w:lang w:val="sl-SI"/>
     </w:rPr>
   </w:style>
-  <w:style w:type="character" w:customStyle="1" w:styleId="Heading9Char">
-    <w:name w:val="Heading 9 Char"/>
-    <w:basedOn w:val="DefaultParagraphFont"/>
-    <w:link w:val="Heading9"/>
+  <w:style w:type="character" w:customStyle="1" w:styleId="Naslov9Znak">
+    <w:name w:val="Naslov 9 Znak"/>
+    <w:basedOn w:val="Privzetapisavaodstavka"/>
+    <w:link w:val="Naslov9"/>
     <w:uiPriority w:val="9"/>
     <w:semiHidden/>
     <w:rsid w:val="008B5FC6"/>
@@ -1209,11 +1225,11 @@
       <w:lang w:val="sl-SI"/>
     </w:rPr>
   </w:style>
-  <w:style w:type="paragraph" w:styleId="Title">
+  <w:style w:type="paragraph" w:styleId="Naslov">
     <w:name w:val="Title"/>
-    <w:basedOn w:val="Normal"/>
-    <w:next w:val="Normal"/>
-    <w:link w:val="TitleChar"/>
+    <w:basedOn w:val="Navaden"/>
+    <w:next w:val="Navaden"/>
+    <w:link w:val="NaslovZnak"/>
     <w:uiPriority w:val="10"/>
     <w:qFormat/>
     <w:rsid w:val="008B5FC6"/>
@@ -1229,10 +1245,10 @@
       <w:szCs w:val="56"/>
     </w:rPr>
   </w:style>
-  <w:style w:type="character" w:customStyle="1" w:styleId="TitleChar">
-    <w:name w:val="Title Char"/>
-    <w:basedOn w:val="DefaultParagraphFont"/>
-    <w:link w:val="Title"/>
+  <w:style w:type="character" w:customStyle="1" w:styleId="NaslovZnak">
+    <w:name w:val="Naslov Znak"/>
+    <w:basedOn w:val="Privzetapisavaodstavka"/>
+    <w:link w:val="Naslov"/>
     <w:uiPriority w:val="10"/>
     <w:rsid w:val="008B5FC6"/>
     <w:rPr>
@@ -1244,11 +1260,11 @@
       <w:lang w:val="sl-SI"/>
     </w:rPr>
   </w:style>
-  <w:style w:type="paragraph" w:styleId="Subtitle">
+  <w:style w:type="paragraph" w:styleId="Podnaslov">
     <w:name w:val="Subtitle"/>
-    <w:basedOn w:val="Normal"/>
-    <w:next w:val="Normal"/>
-    <w:link w:val="SubtitleChar"/>
+    <w:basedOn w:val="Navaden"/>
+    <w:next w:val="Navaden"/>
+    <w:link w:val="PodnaslovZnak"/>
     <w:uiPriority w:val="11"/>
     <w:qFormat/>
     <w:rsid w:val="008B5FC6"/>
@@ -1265,10 +1281,10 @@
       <w:szCs w:val="28"/>
     </w:rPr>
   </w:style>
-  <w:style w:type="character" w:customStyle="1" w:styleId="SubtitleChar">
-    <w:name w:val="Subtitle Char"/>
-    <w:basedOn w:val="DefaultParagraphFont"/>
-    <w:link w:val="Subtitle"/>
+  <w:style w:type="character" w:customStyle="1" w:styleId="PodnaslovZnak">
+    <w:name w:val="Podnaslov Znak"/>
+    <w:basedOn w:val="Privzetapisavaodstavka"/>
+    <w:link w:val="Podnaslov"/>
     <w:uiPriority w:val="11"/>
     <w:rsid w:val="008B5FC6"/>
     <w:rPr>
@@ -1280,11 +1296,11 @@
       <w:lang w:val="sl-SI"/>
     </w:rPr>
   </w:style>
-  <w:style w:type="paragraph" w:styleId="Quote">
+  <w:style w:type="paragraph" w:styleId="Citat">
     <w:name w:val="Quote"/>
-    <w:basedOn w:val="Normal"/>
-    <w:next w:val="Normal"/>
-    <w:link w:val="QuoteChar"/>
+    <w:basedOn w:val="Navaden"/>
+    <w:next w:val="Navaden"/>
+    <w:link w:val="CitatZnak"/>
     <w:uiPriority w:val="29"/>
     <w:qFormat/>
     <w:rsid w:val="008B5FC6"/>
@@ -1298,10 +1314,10 @@
       <w:color w:val="404040" w:themeColor="text1" w:themeTint="BF"/>
     </w:rPr>
   </w:style>
-  <w:style w:type="character" w:customStyle="1" w:styleId="QuoteChar">
-    <w:name w:val="Quote Char"/>
-    <w:basedOn w:val="DefaultParagraphFont"/>
-    <w:link w:val="Quote"/>
+  <w:style w:type="character" w:customStyle="1" w:styleId="CitatZnak">
+    <w:name w:val="Citat Znak"/>
+    <w:basedOn w:val="Privzetapisavaodstavka"/>
+    <w:link w:val="Citat"/>
     <w:uiPriority w:val="29"/>
     <w:rsid w:val="008B5FC6"/>
     <w:rPr>
@@ -1311,9 +1327,9 @@
       <w:lang w:val="sl-SI"/>
     </w:rPr>
   </w:style>
-  <w:style w:type="paragraph" w:styleId="ListParagraph">
+  <w:style w:type="paragraph" w:styleId="Odstavekseznama">
     <w:name w:val="List Paragraph"/>
-    <w:basedOn w:val="Normal"/>
+    <w:basedOn w:val="Navaden"/>
     <w:uiPriority w:val="34"/>
     <w:qFormat/>
     <w:rsid w:val="008B5FC6"/>
@@ -1322,9 +1338,9 @@
       <w:contextualSpacing/>
     </w:pPr>
   </w:style>
-  <w:style w:type="character" w:styleId="IntenseEmphasis">
+  <w:style w:type="character" w:styleId="Intenzivenpoudarek">
     <w:name w:val="Intense Emphasis"/>
-    <w:basedOn w:val="DefaultParagraphFont"/>
+    <w:basedOn w:val="Privzetapisavaodstavka"/>
     <w:uiPriority w:val="21"/>
     <w:qFormat/>
     <w:rsid w:val="008B5FC6"/>
@@ -1334,11 +1350,11 @@
       <w:color w:val="0F4761" w:themeColor="accent1" w:themeShade="BF"/>
     </w:rPr>
   </w:style>
-  <w:style w:type="paragraph" w:styleId="IntenseQuote">
+  <w:style w:type="paragraph" w:styleId="Intenzivencitat">
     <w:name w:val="Intense Quote"/>
-    <w:basedOn w:val="Normal"/>
-    <w:next w:val="Normal"/>
-    <w:link w:val="IntenseQuoteChar"/>
+    <w:basedOn w:val="Navaden"/>
+    <w:next w:val="Navaden"/>
+    <w:link w:val="IntenzivencitatZnak"/>
     <w:uiPriority w:val="30"/>
     <w:qFormat/>
     <w:rsid w:val="008B5FC6"/>
@@ -1357,10 +1373,10 @@
       <w:color w:val="0F4761" w:themeColor="accent1" w:themeShade="BF"/>
     </w:rPr>
   </w:style>
-  <w:style w:type="character" w:customStyle="1" w:styleId="IntenseQuoteChar">
-    <w:name w:val="Intense Quote Char"/>
-    <w:basedOn w:val="DefaultParagraphFont"/>
-    <w:link w:val="IntenseQuote"/>
+  <w:style w:type="character" w:customStyle="1" w:styleId="IntenzivencitatZnak">
+    <w:name w:val="Intenziven citat Znak"/>
+    <w:basedOn w:val="Privzetapisavaodstavka"/>
+    <w:link w:val="Intenzivencitat"/>
     <w:uiPriority w:val="30"/>
     <w:rsid w:val="008B5FC6"/>
     <w:rPr>
@@ -1370,9 +1386,9 @@
       <w:lang w:val="sl-SI"/>
     </w:rPr>
   </w:style>
-  <w:style w:type="character" w:styleId="IntenseReference">
+  <w:style w:type="character" w:styleId="Intenzivensklic">
     <w:name w:val="Intense Reference"/>
-    <w:basedOn w:val="DefaultParagraphFont"/>
+    <w:basedOn w:val="Privzetapisavaodstavka"/>
     <w:uiPriority w:val="32"/>
     <w:qFormat/>
     <w:rsid w:val="008B5FC6"/>
